--- a/lessons/3-2/downloads/reveal/teacher/3.2-exit-tickets.docx
+++ b/lessons/3-2/downloads/reveal/teacher/3.2-exit-tickets.docx
@@ -4,6 +4,7 @@
   <w:body>
     <w:p>
       <w:pPr>
+        <w:pStyle w:val="Heading1"/>
         <w:tabs>
           <w:tab w:val="left" w:pos="5200"/>
           <w:tab w:val="right" w:leader="underscore" w:pos="9504"/>
@@ -34,7 +35,7 @@
         <w:rPr>
           <w:rFonts w:ascii="Avenir Next" w:hAnsi="Avenir Next" w:cs="Avenir Next" w:eastAsia="Avenir Next"/>
           <w:color w:val="1A1A1A"/>
-          <w:sz w:val="18"/>
+          <w:sz w:val="22"/>
           <w:szCs w:val="18"/>
         </w:rPr>
         <w:t xml:space="preserve">Name</w:t>
@@ -119,25 +120,25 @@
                 <w:rFonts w:ascii="Avenir Next" w:hAnsi="Avenir Next" w:cs="Avenir Next" w:eastAsia="Avenir Next"/>
                 <w:b/>
                 <w:color w:val="1A1A1A"/>
+                <w:sz w:val="22"/>
+                <w:szCs w:val="20"/>
+              </w:rPr>
+              <w:t xml:space="preserve">1.</w:t>
+            </w:r>
+            <w:r>
+              <w:rPr>
+                <w:rFonts w:ascii="Avenir Next" w:hAnsi="Avenir Next" w:cs="Avenir Next" w:eastAsia="Avenir Next"/>
+                <w:color w:val="1A1A1A"/>
                 <w:sz w:val="20"/>
                 <w:szCs w:val="20"/>
               </w:rPr>
-              <w:t xml:space="preserve">1.</w:t>
-            </w:r>
-            <w:r>
-              <w:rPr>
-                <w:rFonts w:ascii="Avenir Next" w:hAnsi="Avenir Next" w:cs="Avenir Next" w:eastAsia="Avenir Next"/>
-                <w:color w:val="1A1A1A"/>
-                <w:sz w:val="20"/>
-                <w:szCs w:val="20"/>
-              </w:rPr>
               <w:tab/>
             </w:r>
             <w:r>
               <w:rPr>
                 <w:rFonts w:ascii="Avenir Next" w:hAnsi="Avenir Next" w:cs="Avenir Next" w:eastAsia="Avenir Next"/>
                 <w:color w:val="1A1A1A"/>
-                <w:sz w:val="20"/>
+                <w:sz w:val="22"/>
                 <w:szCs w:val="20"/>
               </w:rPr>
               <w:t xml:space="preserve">Find each unit rate.</w:t>
@@ -192,10 +193,28 @@
                       <w:rFonts w:ascii="Avenir Next" w:hAnsi="Avenir Next" w:cs="Avenir Next" w:eastAsia="Avenir Next"/>
                       <w:b/>
                       <w:color w:val="003A70"/>
+                      <w:sz w:val="22"/>
+                      <w:szCs w:val="20"/>
+                    </w:rPr>
+                    <w:t xml:space="preserve">a.</w:t>
+                  </w:r>
+                  <w:r>
+                    <w:rPr>
+                      <w:rFonts w:ascii="Avenir Next" w:hAnsi="Avenir Next" w:cs="Avenir Next" w:eastAsia="Avenir Next"/>
+                      <w:color w:val="1A1A1A"/>
                       <w:sz w:val="20"/>
                       <w:szCs w:val="20"/>
                     </w:rPr>
-                    <w:t xml:space="preserve">a.</w:t>
+                    <w:tab/>
+                  </w:r>
+                  <w:r>
+                    <w:rPr>
+                      <w:rFonts w:ascii="Avenir Next" w:hAnsi="Avenir Next" w:cs="Avenir Next" w:eastAsia="Avenir Next"/>
+                      <w:color w:val="1A1A1A"/>
+                      <w:sz w:val="22"/>
+                      <w:szCs w:val="20"/>
+                    </w:rPr>
+                    <w:t xml:space="preserve">135 miles in 3 hours</w:t>
                   </w:r>
                   <w:r>
                     <w:rPr>
@@ -204,7 +223,7 @@
                       <w:sz w:val="20"/>
                       <w:szCs w:val="20"/>
                     </w:rPr>
-                    <w:tab/>
+                    <w:t xml:space="preserve">  </w:t>
                   </w:r>
                   <w:r>
                     <w:rPr>
@@ -212,24 +231,6 @@
                       <w:color w:val="1A1A1A"/>
                       <w:sz w:val="20"/>
                       <w:szCs w:val="20"/>
-                    </w:rPr>
-                    <w:t xml:space="preserve">135 miles in 3 hours</w:t>
-                  </w:r>
-                  <w:r>
-                    <w:rPr>
-                      <w:rFonts w:ascii="Avenir Next" w:hAnsi="Avenir Next" w:cs="Avenir Next" w:eastAsia="Avenir Next"/>
-                      <w:color w:val="1A1A1A"/>
-                      <w:sz w:val="20"/>
-                      <w:szCs w:val="20"/>
-                    </w:rPr>
-                    <w:t xml:space="preserve">  </w:t>
-                  </w:r>
-                  <w:r>
-                    <w:rPr>
-                      <w:rFonts w:ascii="Avenir Next" w:hAnsi="Avenir Next" w:cs="Avenir Next" w:eastAsia="Avenir Next"/>
-                      <w:color w:val="1A1A1A"/>
-                      <w:sz w:val="20"/>
-                      <w:szCs w:val="20"/>
                       <w:u w:val="single"/>
                     </w:rPr>
                     <w:t xml:space="preserve">      </w:t>
@@ -238,7 +239,7 @@
                     <w:rPr>
                       <w:rFonts w:ascii="Avenir Next" w:hAnsi="Avenir Next" w:cs="Avenir Next" w:eastAsia="Avenir Next"/>
                       <w:color w:val="1A1A1A"/>
-                      <w:sz w:val="20"/>
+                      <w:sz w:val="22"/>
                       <w:szCs w:val="20"/>
                     </w:rPr>
                     <w:t xml:space="preserve"> per hour</w:t>
@@ -263,10 +264,28 @@
                       <w:rFonts w:ascii="Avenir Next" w:hAnsi="Avenir Next" w:cs="Avenir Next" w:eastAsia="Avenir Next"/>
                       <w:b/>
                       <w:color w:val="003A70"/>
+                      <w:sz w:val="22"/>
+                      <w:szCs w:val="20"/>
+                    </w:rPr>
+                    <w:t xml:space="preserve">b.</w:t>
+                  </w:r>
+                  <w:r>
+                    <w:rPr>
+                      <w:rFonts w:ascii="Avenir Next" w:hAnsi="Avenir Next" w:cs="Avenir Next" w:eastAsia="Avenir Next"/>
+                      <w:color w:val="1A1A1A"/>
                       <w:sz w:val="20"/>
                       <w:szCs w:val="20"/>
                     </w:rPr>
-                    <w:t xml:space="preserve">b.</w:t>
+                    <w:tab/>
+                  </w:r>
+                  <w:r>
+                    <w:rPr>
+                      <w:rFonts w:ascii="Avenir Next" w:hAnsi="Avenir Next" w:cs="Avenir Next" w:eastAsia="Avenir Next"/>
+                      <w:color w:val="1A1A1A"/>
+                      <w:sz w:val="22"/>
+                      <w:szCs w:val="20"/>
+                    </w:rPr>
+                    <w:t xml:space="preserve">$48 for 6 tickets</w:t>
                   </w:r>
                   <w:r>
                     <w:rPr>
@@ -275,7 +294,7 @@
                       <w:sz w:val="20"/>
                       <w:szCs w:val="20"/>
                     </w:rPr>
-                    <w:tab/>
+                    <w:t xml:space="preserve">  </w:t>
                   </w:r>
                   <w:r>
                     <w:rPr>
@@ -283,24 +302,6 @@
                       <w:color w:val="1A1A1A"/>
                       <w:sz w:val="20"/>
                       <w:szCs w:val="20"/>
-                    </w:rPr>
-                    <w:t xml:space="preserve">$48 for 6 tickets</w:t>
-                  </w:r>
-                  <w:r>
-                    <w:rPr>
-                      <w:rFonts w:ascii="Avenir Next" w:hAnsi="Avenir Next" w:cs="Avenir Next" w:eastAsia="Avenir Next"/>
-                      <w:color w:val="1A1A1A"/>
-                      <w:sz w:val="20"/>
-                      <w:szCs w:val="20"/>
-                    </w:rPr>
-                    <w:t xml:space="preserve">  </w:t>
-                  </w:r>
-                  <w:r>
-                    <w:rPr>
-                      <w:rFonts w:ascii="Avenir Next" w:hAnsi="Avenir Next" w:cs="Avenir Next" w:eastAsia="Avenir Next"/>
-                      <w:color w:val="1A1A1A"/>
-                      <w:sz w:val="20"/>
-                      <w:szCs w:val="20"/>
                       <w:u w:val="single"/>
                     </w:rPr>
                     <w:t xml:space="preserve">      </w:t>
@@ -309,7 +310,7 @@
                     <w:rPr>
                       <w:rFonts w:ascii="Avenir Next" w:hAnsi="Avenir Next" w:cs="Avenir Next" w:eastAsia="Avenir Next"/>
                       <w:color w:val="1A1A1A"/>
-                      <w:sz w:val="20"/>
+                      <w:sz w:val="22"/>
                       <w:szCs w:val="20"/>
                     </w:rPr>
                     <w:t xml:space="preserve"> each</w:t>
@@ -383,25 +384,25 @@
                 <w:rFonts w:ascii="Avenir Next" w:hAnsi="Avenir Next" w:cs="Avenir Next" w:eastAsia="Avenir Next"/>
                 <w:b/>
                 <w:color w:val="1A1A1A"/>
+                <w:sz w:val="22"/>
+                <w:szCs w:val="20"/>
+              </w:rPr>
+              <w:t xml:space="preserve">2.</w:t>
+            </w:r>
+            <w:r>
+              <w:rPr>
+                <w:rFonts w:ascii="Avenir Next" w:hAnsi="Avenir Next" w:cs="Avenir Next" w:eastAsia="Avenir Next"/>
+                <w:color w:val="1A1A1A"/>
                 <w:sz w:val="20"/>
                 <w:szCs w:val="20"/>
               </w:rPr>
-              <w:t xml:space="preserve">2.</w:t>
-            </w:r>
-            <w:r>
-              <w:rPr>
-                <w:rFonts w:ascii="Avenir Next" w:hAnsi="Avenir Next" w:cs="Avenir Next" w:eastAsia="Avenir Next"/>
-                <w:color w:val="1A1A1A"/>
-                <w:sz w:val="20"/>
-                <w:szCs w:val="20"/>
-              </w:rPr>
               <w:tab/>
             </w:r>
             <w:r>
               <w:rPr>
                 <w:rFonts w:ascii="Avenir Next" w:hAnsi="Avenir Next" w:cs="Avenir Next" w:eastAsia="Avenir Next"/>
                 <w:color w:val="1A1A1A"/>
-                <w:sz w:val="20"/>
+                <w:sz w:val="22"/>
                 <w:szCs w:val="20"/>
               </w:rPr>
               <w:t xml:space="preserve">A machine fills 315 bottles in 7 minutes. How many bottles does it fill in 20 minutes at this rate?</w:t>
@@ -478,25 +479,25 @@
                 <w:rFonts w:ascii="Avenir Next" w:hAnsi="Avenir Next" w:cs="Avenir Next" w:eastAsia="Avenir Next"/>
                 <w:b/>
                 <w:color w:val="1A1A1A"/>
+                <w:sz w:val="22"/>
+                <w:szCs w:val="18"/>
+              </w:rPr>
+              <w:t xml:space="preserve">Answer</w:t>
+            </w:r>
+            <w:r>
+              <w:rPr>
+                <w:rFonts w:ascii="Avenir Next" w:hAnsi="Avenir Next" w:cs="Avenir Next" w:eastAsia="Avenir Next"/>
+                <w:color w:val="1A1A1A"/>
                 <w:sz w:val="18"/>
                 <w:szCs w:val="18"/>
               </w:rPr>
-              <w:t xml:space="preserve">Answer</w:t>
-            </w:r>
-            <w:r>
-              <w:rPr>
-                <w:rFonts w:ascii="Avenir Next" w:hAnsi="Avenir Next" w:cs="Avenir Next" w:eastAsia="Avenir Next"/>
-                <w:color w:val="1A1A1A"/>
-                <w:sz w:val="18"/>
-                <w:szCs w:val="18"/>
-              </w:rPr>
               <w:tab/>
             </w:r>
             <w:r>
               <w:rPr>
                 <w:rFonts w:ascii="Avenir Next" w:hAnsi="Avenir Next" w:cs="Avenir Next" w:eastAsia="Avenir Next"/>
                 <w:color w:val="1A1A1A"/>
-                <w:sz w:val="18"/>
+                <w:sz w:val="22"/>
                 <w:szCs w:val="18"/>
               </w:rPr>
               <w:t xml:space="preserve">  bottles</w:t>
@@ -562,25 +563,25 @@
                 <w:rFonts w:ascii="Avenir Next" w:hAnsi="Avenir Next" w:cs="Avenir Next" w:eastAsia="Avenir Next"/>
                 <w:b/>
                 <w:color w:val="1A1A1A"/>
+                <w:sz w:val="22"/>
+                <w:szCs w:val="20"/>
+              </w:rPr>
+              <w:t xml:space="preserve">3.</w:t>
+            </w:r>
+            <w:r>
+              <w:rPr>
+                <w:rFonts w:ascii="Avenir Next" w:hAnsi="Avenir Next" w:cs="Avenir Next" w:eastAsia="Avenir Next"/>
+                <w:color w:val="1A1A1A"/>
                 <w:sz w:val="20"/>
                 <w:szCs w:val="20"/>
               </w:rPr>
-              <w:t xml:space="preserve">3.</w:t>
-            </w:r>
-            <w:r>
-              <w:rPr>
-                <w:rFonts w:ascii="Avenir Next" w:hAnsi="Avenir Next" w:cs="Avenir Next" w:eastAsia="Avenir Next"/>
-                <w:color w:val="1A1A1A"/>
-                <w:sz w:val="20"/>
-                <w:szCs w:val="20"/>
-              </w:rPr>
               <w:tab/>
             </w:r>
             <w:r>
               <w:rPr>
                 <w:rFonts w:ascii="Avenir Next" w:hAnsi="Avenir Next" w:cs="Avenir Next" w:eastAsia="Avenir Next"/>
                 <w:color w:val="1A1A1A"/>
-                <w:sz w:val="20"/>
+                <w:sz w:val="22"/>
                 <w:szCs w:val="20"/>
               </w:rPr>
               <w:t xml:space="preserve">Which is written as a unit rate?</w:t>
@@ -634,25 +635,25 @@
                       <w:rFonts w:ascii="Avenir Next" w:hAnsi="Avenir Next" w:cs="Avenir Next" w:eastAsia="Avenir Next"/>
                       <w:b/>
                       <w:color w:val="003A70"/>
+                      <w:sz w:val="22"/>
+                      <w:szCs w:val="19"/>
+                    </w:rPr>
+                    <w:t xml:space="preserve">A</w:t>
+                  </w:r>
+                  <w:r>
+                    <w:rPr>
+                      <w:rFonts w:ascii="Avenir Next" w:hAnsi="Avenir Next" w:cs="Avenir Next" w:eastAsia="Avenir Next"/>
+                      <w:color w:val="1A1A1A"/>
                       <w:sz w:val="19"/>
                       <w:szCs w:val="19"/>
                     </w:rPr>
-                    <w:t xml:space="preserve">A</w:t>
-                  </w:r>
-                  <w:r>
-                    <w:rPr>
-                      <w:rFonts w:ascii="Avenir Next" w:hAnsi="Avenir Next" w:cs="Avenir Next" w:eastAsia="Avenir Next"/>
-                      <w:color w:val="1A1A1A"/>
-                      <w:sz w:val="19"/>
-                      <w:szCs w:val="19"/>
-                    </w:rPr>
                     <w:tab/>
                   </w:r>
                   <w:r>
                     <w:rPr>
                       <w:rFonts w:ascii="Avenir Next" w:hAnsi="Avenir Next" w:cs="Avenir Next" w:eastAsia="Avenir Next"/>
                       <w:color w:val="1A1A1A"/>
-                      <w:sz w:val="19"/>
+                      <w:sz w:val="22"/>
                       <w:szCs w:val="19"/>
                     </w:rPr>
                     <w:t xml:space="preserve">120 miles in 2 hours</w:t>
@@ -677,25 +678,25 @@
                       <w:rFonts w:ascii="Avenir Next" w:hAnsi="Avenir Next" w:cs="Avenir Next" w:eastAsia="Avenir Next"/>
                       <w:b/>
                       <w:color w:val="003A70"/>
+                      <w:sz w:val="22"/>
+                      <w:szCs w:val="19"/>
+                    </w:rPr>
+                    <w:t xml:space="preserve">B</w:t>
+                  </w:r>
+                  <w:r>
+                    <w:rPr>
+                      <w:rFonts w:ascii="Avenir Next" w:hAnsi="Avenir Next" w:cs="Avenir Next" w:eastAsia="Avenir Next"/>
+                      <w:color w:val="1A1A1A"/>
                       <w:sz w:val="19"/>
                       <w:szCs w:val="19"/>
                     </w:rPr>
-                    <w:t xml:space="preserve">B</w:t>
-                  </w:r>
-                  <w:r>
-                    <w:rPr>
-                      <w:rFonts w:ascii="Avenir Next" w:hAnsi="Avenir Next" w:cs="Avenir Next" w:eastAsia="Avenir Next"/>
-                      <w:color w:val="1A1A1A"/>
-                      <w:sz w:val="19"/>
-                      <w:szCs w:val="19"/>
-                    </w:rPr>
                     <w:tab/>
                   </w:r>
                   <w:r>
                     <w:rPr>
                       <w:rFonts w:ascii="Avenir Next" w:hAnsi="Avenir Next" w:cs="Avenir Next" w:eastAsia="Avenir Next"/>
                       <w:color w:val="1A1A1A"/>
-                      <w:sz w:val="19"/>
+                      <w:sz w:val="22"/>
                       <w:szCs w:val="19"/>
                     </w:rPr>
                     <w:t xml:space="preserve">60 miles per hour</w:t>
@@ -725,25 +726,25 @@
                       <w:rFonts w:ascii="Avenir Next" w:hAnsi="Avenir Next" w:cs="Avenir Next" w:eastAsia="Avenir Next"/>
                       <w:b/>
                       <w:color w:val="003A70"/>
+                      <w:sz w:val="22"/>
+                      <w:szCs w:val="19"/>
+                    </w:rPr>
+                    <w:t xml:space="preserve">C</w:t>
+                  </w:r>
+                  <w:r>
+                    <w:rPr>
+                      <w:rFonts w:ascii="Avenir Next" w:hAnsi="Avenir Next" w:cs="Avenir Next" w:eastAsia="Avenir Next"/>
+                      <w:color w:val="1A1A1A"/>
                       <w:sz w:val="19"/>
                       <w:szCs w:val="19"/>
                     </w:rPr>
-                    <w:t xml:space="preserve">C</w:t>
-                  </w:r>
-                  <w:r>
-                    <w:rPr>
-                      <w:rFonts w:ascii="Avenir Next" w:hAnsi="Avenir Next" w:cs="Avenir Next" w:eastAsia="Avenir Next"/>
-                      <w:color w:val="1A1A1A"/>
-                      <w:sz w:val="19"/>
-                      <w:szCs w:val="19"/>
-                    </w:rPr>
                     <w:tab/>
                   </w:r>
                   <w:r>
                     <w:rPr>
                       <w:rFonts w:ascii="Avenir Next" w:hAnsi="Avenir Next" w:cs="Avenir Next" w:eastAsia="Avenir Next"/>
                       <w:color w:val="1A1A1A"/>
-                      <w:sz w:val="19"/>
+                      <w:sz w:val="22"/>
                       <w:szCs w:val="19"/>
                     </w:rPr>
                     <w:t xml:space="preserve">6 eggs for 2 batches</w:t>
@@ -768,25 +769,25 @@
                       <w:rFonts w:ascii="Avenir Next" w:hAnsi="Avenir Next" w:cs="Avenir Next" w:eastAsia="Avenir Next"/>
                       <w:b/>
                       <w:color w:val="003A70"/>
+                      <w:sz w:val="22"/>
+                      <w:szCs w:val="19"/>
+                    </w:rPr>
+                    <w:t xml:space="preserve">D</w:t>
+                  </w:r>
+                  <w:r>
+                    <w:rPr>
+                      <w:rFonts w:ascii="Avenir Next" w:hAnsi="Avenir Next" w:cs="Avenir Next" w:eastAsia="Avenir Next"/>
+                      <w:color w:val="1A1A1A"/>
                       <w:sz w:val="19"/>
                       <w:szCs w:val="19"/>
                     </w:rPr>
-                    <w:t xml:space="preserve">D</w:t>
-                  </w:r>
-                  <w:r>
-                    <w:rPr>
-                      <w:rFonts w:ascii="Avenir Next" w:hAnsi="Avenir Next" w:cs="Avenir Next" w:eastAsia="Avenir Next"/>
-                      <w:color w:val="1A1A1A"/>
-                      <w:sz w:val="19"/>
-                      <w:szCs w:val="19"/>
-                    </w:rPr>
                     <w:tab/>
                   </w:r>
                   <w:r>
                     <w:rPr>
                       <w:rFonts w:ascii="Avenir Next" w:hAnsi="Avenir Next" w:cs="Avenir Next" w:eastAsia="Avenir Next"/>
                       <w:color w:val="1A1A1A"/>
-                      <w:sz w:val="19"/>
+                      <w:sz w:val="22"/>
                       <w:szCs w:val="19"/>
                     </w:rPr>
                     <w:t xml:space="preserve">$9 for 3 pens</w:t>
@@ -836,7 +837,7 @@
         <w:rPr>
           <w:rFonts w:ascii="Avenir Next" w:hAnsi="Avenir Next" w:cs="Avenir Next" w:eastAsia="Avenir Next"/>
           <w:color w:val="1A1A1A"/>
-          <w:sz w:val="17"/>
+          <w:sz w:val="22"/>
           <w:szCs w:val="17"/>
         </w:rPr>
         <w:t xml:space="preserve">  I got it</w:t>
@@ -854,7 +855,7 @@
         <w:rPr>
           <w:rFonts w:ascii="Avenir Next" w:hAnsi="Avenir Next" w:cs="Avenir Next" w:eastAsia="Avenir Next"/>
           <w:color w:val="1A1A1A"/>
-          <w:sz w:val="17"/>
+          <w:sz w:val="22"/>
           <w:szCs w:val="17"/>
         </w:rPr>
         <w:t xml:space="preserve">  Almost</w:t>
@@ -872,7 +873,7 @@
         <w:rPr>
           <w:rFonts w:ascii="Avenir Next" w:hAnsi="Avenir Next" w:cs="Avenir Next" w:eastAsia="Avenir Next"/>
           <w:color w:val="1A1A1A"/>
-          <w:sz w:val="17"/>
+          <w:sz w:val="22"/>
           <w:szCs w:val="17"/>
         </w:rPr>
         <w:t xml:space="preserve">  I need help</w:t>
@@ -929,7 +930,7 @@
         <w:rPr>
           <w:rFonts w:ascii="Avenir Next" w:hAnsi="Avenir Next" w:cs="Avenir Next" w:eastAsia="Avenir Next"/>
           <w:color w:val="1A1A1A"/>
-          <w:sz w:val="18"/>
+          <w:sz w:val="22"/>
           <w:szCs w:val="18"/>
         </w:rPr>
         <w:t xml:space="preserve">Name</w:t>
@@ -1014,25 +1015,25 @@
                 <w:rFonts w:ascii="Avenir Next" w:hAnsi="Avenir Next" w:cs="Avenir Next" w:eastAsia="Avenir Next"/>
                 <w:b/>
                 <w:color w:val="1A1A1A"/>
+                <w:sz w:val="22"/>
+                <w:szCs w:val="20"/>
+              </w:rPr>
+              <w:t xml:space="preserve">1.</w:t>
+            </w:r>
+            <w:r>
+              <w:rPr>
+                <w:rFonts w:ascii="Avenir Next" w:hAnsi="Avenir Next" w:cs="Avenir Next" w:eastAsia="Avenir Next"/>
+                <w:color w:val="1A1A1A"/>
                 <w:sz w:val="20"/>
                 <w:szCs w:val="20"/>
               </w:rPr>
-              <w:t xml:space="preserve">1.</w:t>
-            </w:r>
-            <w:r>
-              <w:rPr>
-                <w:rFonts w:ascii="Avenir Next" w:hAnsi="Avenir Next" w:cs="Avenir Next" w:eastAsia="Avenir Next"/>
-                <w:color w:val="1A1A1A"/>
-                <w:sz w:val="20"/>
-                <w:szCs w:val="20"/>
-              </w:rPr>
               <w:tab/>
             </w:r>
             <w:r>
               <w:rPr>
                 <w:rFonts w:ascii="Avenir Next" w:hAnsi="Avenir Next" w:cs="Avenir Next" w:eastAsia="Avenir Next"/>
                 <w:color w:val="1A1A1A"/>
-                <w:sz w:val="20"/>
+                <w:sz w:val="22"/>
                 <w:szCs w:val="20"/>
               </w:rPr>
               <w:t xml:space="preserve">Find each unit rate.</w:t>
@@ -1087,10 +1088,28 @@
                       <w:rFonts w:ascii="Avenir Next" w:hAnsi="Avenir Next" w:cs="Avenir Next" w:eastAsia="Avenir Next"/>
                       <w:b/>
                       <w:color w:val="003A70"/>
+                      <w:sz w:val="22"/>
+                      <w:szCs w:val="20"/>
+                    </w:rPr>
+                    <w:t xml:space="preserve">a.</w:t>
+                  </w:r>
+                  <w:r>
+                    <w:rPr>
+                      <w:rFonts w:ascii="Avenir Next" w:hAnsi="Avenir Next" w:cs="Avenir Next" w:eastAsia="Avenir Next"/>
+                      <w:color w:val="1A1A1A"/>
                       <w:sz w:val="20"/>
                       <w:szCs w:val="20"/>
                     </w:rPr>
-                    <w:t xml:space="preserve">a.</w:t>
+                    <w:tab/>
+                  </w:r>
+                  <w:r>
+                    <w:rPr>
+                      <w:rFonts w:ascii="Avenir Next" w:hAnsi="Avenir Next" w:cs="Avenir Next" w:eastAsia="Avenir Next"/>
+                      <w:color w:val="1A1A1A"/>
+                      <w:sz w:val="22"/>
+                      <w:szCs w:val="20"/>
+                    </w:rPr>
+                    <w:t xml:space="preserve">135 miles in 3 hours</w:t>
                   </w:r>
                   <w:r>
                     <w:rPr>
@@ -1099,7 +1118,7 @@
                       <w:sz w:val="20"/>
                       <w:szCs w:val="20"/>
                     </w:rPr>
-                    <w:tab/>
+                    <w:t xml:space="preserve">  </w:t>
                   </w:r>
                   <w:r>
                     <w:rPr>
@@ -1107,24 +1126,6 @@
                       <w:color w:val="1A1A1A"/>
                       <w:sz w:val="20"/>
                       <w:szCs w:val="20"/>
-                    </w:rPr>
-                    <w:t xml:space="preserve">135 miles in 3 hours</w:t>
-                  </w:r>
-                  <w:r>
-                    <w:rPr>
-                      <w:rFonts w:ascii="Avenir Next" w:hAnsi="Avenir Next" w:cs="Avenir Next" w:eastAsia="Avenir Next"/>
-                      <w:color w:val="1A1A1A"/>
-                      <w:sz w:val="20"/>
-                      <w:szCs w:val="20"/>
-                    </w:rPr>
-                    <w:t xml:space="preserve">  </w:t>
-                  </w:r>
-                  <w:r>
-                    <w:rPr>
-                      <w:rFonts w:ascii="Avenir Next" w:hAnsi="Avenir Next" w:cs="Avenir Next" w:eastAsia="Avenir Next"/>
-                      <w:color w:val="1A1A1A"/>
-                      <w:sz w:val="20"/>
-                      <w:szCs w:val="20"/>
                       <w:u w:val="single"/>
                     </w:rPr>
                     <w:t xml:space="preserve">      </w:t>
@@ -1133,7 +1134,7 @@
                     <w:rPr>
                       <w:rFonts w:ascii="Avenir Next" w:hAnsi="Avenir Next" w:cs="Avenir Next" w:eastAsia="Avenir Next"/>
                       <w:color w:val="1A1A1A"/>
-                      <w:sz w:val="20"/>
+                      <w:sz w:val="22"/>
                       <w:szCs w:val="20"/>
                     </w:rPr>
                     <w:t xml:space="preserve"> per hour</w:t>
@@ -1158,10 +1159,28 @@
                       <w:rFonts w:ascii="Avenir Next" w:hAnsi="Avenir Next" w:cs="Avenir Next" w:eastAsia="Avenir Next"/>
                       <w:b/>
                       <w:color w:val="003A70"/>
+                      <w:sz w:val="22"/>
+                      <w:szCs w:val="20"/>
+                    </w:rPr>
+                    <w:t xml:space="preserve">b.</w:t>
+                  </w:r>
+                  <w:r>
+                    <w:rPr>
+                      <w:rFonts w:ascii="Avenir Next" w:hAnsi="Avenir Next" w:cs="Avenir Next" w:eastAsia="Avenir Next"/>
+                      <w:color w:val="1A1A1A"/>
                       <w:sz w:val="20"/>
                       <w:szCs w:val="20"/>
                     </w:rPr>
-                    <w:t xml:space="preserve">b.</w:t>
+                    <w:tab/>
+                  </w:r>
+                  <w:r>
+                    <w:rPr>
+                      <w:rFonts w:ascii="Avenir Next" w:hAnsi="Avenir Next" w:cs="Avenir Next" w:eastAsia="Avenir Next"/>
+                      <w:color w:val="1A1A1A"/>
+                      <w:sz w:val="22"/>
+                      <w:szCs w:val="20"/>
+                    </w:rPr>
+                    <w:t xml:space="preserve">$48 for 6 tickets</w:t>
                   </w:r>
                   <w:r>
                     <w:rPr>
@@ -1170,7 +1189,7 @@
                       <w:sz w:val="20"/>
                       <w:szCs w:val="20"/>
                     </w:rPr>
-                    <w:tab/>
+                    <w:t xml:space="preserve">  </w:t>
                   </w:r>
                   <w:r>
                     <w:rPr>
@@ -1178,24 +1197,6 @@
                       <w:color w:val="1A1A1A"/>
                       <w:sz w:val="20"/>
                       <w:szCs w:val="20"/>
-                    </w:rPr>
-                    <w:t xml:space="preserve">$48 for 6 tickets</w:t>
-                  </w:r>
-                  <w:r>
-                    <w:rPr>
-                      <w:rFonts w:ascii="Avenir Next" w:hAnsi="Avenir Next" w:cs="Avenir Next" w:eastAsia="Avenir Next"/>
-                      <w:color w:val="1A1A1A"/>
-                      <w:sz w:val="20"/>
-                      <w:szCs w:val="20"/>
-                    </w:rPr>
-                    <w:t xml:space="preserve">  </w:t>
-                  </w:r>
-                  <w:r>
-                    <w:rPr>
-                      <w:rFonts w:ascii="Avenir Next" w:hAnsi="Avenir Next" w:cs="Avenir Next" w:eastAsia="Avenir Next"/>
-                      <w:color w:val="1A1A1A"/>
-                      <w:sz w:val="20"/>
-                      <w:szCs w:val="20"/>
                       <w:u w:val="single"/>
                     </w:rPr>
                     <w:t xml:space="preserve">      </w:t>
@@ -1204,7 +1205,7 @@
                     <w:rPr>
                       <w:rFonts w:ascii="Avenir Next" w:hAnsi="Avenir Next" w:cs="Avenir Next" w:eastAsia="Avenir Next"/>
                       <w:color w:val="1A1A1A"/>
-                      <w:sz w:val="20"/>
+                      <w:sz w:val="22"/>
                       <w:szCs w:val="20"/>
                     </w:rPr>
                     <w:t xml:space="preserve"> each</w:t>
@@ -1278,25 +1279,25 @@
                 <w:rFonts w:ascii="Avenir Next" w:hAnsi="Avenir Next" w:cs="Avenir Next" w:eastAsia="Avenir Next"/>
                 <w:b/>
                 <w:color w:val="1A1A1A"/>
+                <w:sz w:val="22"/>
+                <w:szCs w:val="20"/>
+              </w:rPr>
+              <w:t xml:space="preserve">2.</w:t>
+            </w:r>
+            <w:r>
+              <w:rPr>
+                <w:rFonts w:ascii="Avenir Next" w:hAnsi="Avenir Next" w:cs="Avenir Next" w:eastAsia="Avenir Next"/>
+                <w:color w:val="1A1A1A"/>
                 <w:sz w:val="20"/>
                 <w:szCs w:val="20"/>
               </w:rPr>
-              <w:t xml:space="preserve">2.</w:t>
-            </w:r>
-            <w:r>
-              <w:rPr>
-                <w:rFonts w:ascii="Avenir Next" w:hAnsi="Avenir Next" w:cs="Avenir Next" w:eastAsia="Avenir Next"/>
-                <w:color w:val="1A1A1A"/>
-                <w:sz w:val="20"/>
-                <w:szCs w:val="20"/>
-              </w:rPr>
               <w:tab/>
             </w:r>
             <w:r>
               <w:rPr>
                 <w:rFonts w:ascii="Avenir Next" w:hAnsi="Avenir Next" w:cs="Avenir Next" w:eastAsia="Avenir Next"/>
                 <w:color w:val="1A1A1A"/>
-                <w:sz w:val="20"/>
+                <w:sz w:val="22"/>
                 <w:szCs w:val="20"/>
               </w:rPr>
               <w:t xml:space="preserve">A machine fills 315 bottles in 7 minutes. How many bottles does it fill in 20 minutes at this rate?</w:t>
@@ -1373,25 +1374,25 @@
                 <w:rFonts w:ascii="Avenir Next" w:hAnsi="Avenir Next" w:cs="Avenir Next" w:eastAsia="Avenir Next"/>
                 <w:b/>
                 <w:color w:val="1A1A1A"/>
+                <w:sz w:val="22"/>
+                <w:szCs w:val="18"/>
+              </w:rPr>
+              <w:t xml:space="preserve">Answer</w:t>
+            </w:r>
+            <w:r>
+              <w:rPr>
+                <w:rFonts w:ascii="Avenir Next" w:hAnsi="Avenir Next" w:cs="Avenir Next" w:eastAsia="Avenir Next"/>
+                <w:color w:val="1A1A1A"/>
                 <w:sz w:val="18"/>
                 <w:szCs w:val="18"/>
               </w:rPr>
-              <w:t xml:space="preserve">Answer</w:t>
-            </w:r>
-            <w:r>
-              <w:rPr>
-                <w:rFonts w:ascii="Avenir Next" w:hAnsi="Avenir Next" w:cs="Avenir Next" w:eastAsia="Avenir Next"/>
-                <w:color w:val="1A1A1A"/>
-                <w:sz w:val="18"/>
-                <w:szCs w:val="18"/>
-              </w:rPr>
               <w:tab/>
             </w:r>
             <w:r>
               <w:rPr>
                 <w:rFonts w:ascii="Avenir Next" w:hAnsi="Avenir Next" w:cs="Avenir Next" w:eastAsia="Avenir Next"/>
                 <w:color w:val="1A1A1A"/>
-                <w:sz w:val="18"/>
+                <w:sz w:val="22"/>
                 <w:szCs w:val="18"/>
               </w:rPr>
               <w:t xml:space="preserve">  bottles</w:t>
@@ -1457,25 +1458,25 @@
                 <w:rFonts w:ascii="Avenir Next" w:hAnsi="Avenir Next" w:cs="Avenir Next" w:eastAsia="Avenir Next"/>
                 <w:b/>
                 <w:color w:val="1A1A1A"/>
+                <w:sz w:val="22"/>
+                <w:szCs w:val="20"/>
+              </w:rPr>
+              <w:t xml:space="preserve">3.</w:t>
+            </w:r>
+            <w:r>
+              <w:rPr>
+                <w:rFonts w:ascii="Avenir Next" w:hAnsi="Avenir Next" w:cs="Avenir Next" w:eastAsia="Avenir Next"/>
+                <w:color w:val="1A1A1A"/>
                 <w:sz w:val="20"/>
                 <w:szCs w:val="20"/>
               </w:rPr>
-              <w:t xml:space="preserve">3.</w:t>
-            </w:r>
-            <w:r>
-              <w:rPr>
-                <w:rFonts w:ascii="Avenir Next" w:hAnsi="Avenir Next" w:cs="Avenir Next" w:eastAsia="Avenir Next"/>
-                <w:color w:val="1A1A1A"/>
-                <w:sz w:val="20"/>
-                <w:szCs w:val="20"/>
-              </w:rPr>
               <w:tab/>
             </w:r>
             <w:r>
               <w:rPr>
                 <w:rFonts w:ascii="Avenir Next" w:hAnsi="Avenir Next" w:cs="Avenir Next" w:eastAsia="Avenir Next"/>
                 <w:color w:val="1A1A1A"/>
-                <w:sz w:val="20"/>
+                <w:sz w:val="22"/>
                 <w:szCs w:val="20"/>
               </w:rPr>
               <w:t xml:space="preserve">Which is written as a unit rate?</w:t>
@@ -1529,25 +1530,25 @@
                       <w:rFonts w:ascii="Avenir Next" w:hAnsi="Avenir Next" w:cs="Avenir Next" w:eastAsia="Avenir Next"/>
                       <w:b/>
                       <w:color w:val="003A70"/>
+                      <w:sz w:val="22"/>
+                      <w:szCs w:val="19"/>
+                    </w:rPr>
+                    <w:t xml:space="preserve">A</w:t>
+                  </w:r>
+                  <w:r>
+                    <w:rPr>
+                      <w:rFonts w:ascii="Avenir Next" w:hAnsi="Avenir Next" w:cs="Avenir Next" w:eastAsia="Avenir Next"/>
+                      <w:color w:val="1A1A1A"/>
                       <w:sz w:val="19"/>
                       <w:szCs w:val="19"/>
                     </w:rPr>
-                    <w:t xml:space="preserve">A</w:t>
-                  </w:r>
-                  <w:r>
-                    <w:rPr>
-                      <w:rFonts w:ascii="Avenir Next" w:hAnsi="Avenir Next" w:cs="Avenir Next" w:eastAsia="Avenir Next"/>
-                      <w:color w:val="1A1A1A"/>
-                      <w:sz w:val="19"/>
-                      <w:szCs w:val="19"/>
-                    </w:rPr>
                     <w:tab/>
                   </w:r>
                   <w:r>
                     <w:rPr>
                       <w:rFonts w:ascii="Avenir Next" w:hAnsi="Avenir Next" w:cs="Avenir Next" w:eastAsia="Avenir Next"/>
                       <w:color w:val="1A1A1A"/>
-                      <w:sz w:val="19"/>
+                      <w:sz w:val="22"/>
                       <w:szCs w:val="19"/>
                     </w:rPr>
                     <w:t xml:space="preserve">120 miles in 2 hours</w:t>
@@ -1572,25 +1573,25 @@
                       <w:rFonts w:ascii="Avenir Next" w:hAnsi="Avenir Next" w:cs="Avenir Next" w:eastAsia="Avenir Next"/>
                       <w:b/>
                       <w:color w:val="003A70"/>
+                      <w:sz w:val="22"/>
+                      <w:szCs w:val="19"/>
+                    </w:rPr>
+                    <w:t xml:space="preserve">B</w:t>
+                  </w:r>
+                  <w:r>
+                    <w:rPr>
+                      <w:rFonts w:ascii="Avenir Next" w:hAnsi="Avenir Next" w:cs="Avenir Next" w:eastAsia="Avenir Next"/>
+                      <w:color w:val="1A1A1A"/>
                       <w:sz w:val="19"/>
                       <w:szCs w:val="19"/>
                     </w:rPr>
-                    <w:t xml:space="preserve">B</w:t>
-                  </w:r>
-                  <w:r>
-                    <w:rPr>
-                      <w:rFonts w:ascii="Avenir Next" w:hAnsi="Avenir Next" w:cs="Avenir Next" w:eastAsia="Avenir Next"/>
-                      <w:color w:val="1A1A1A"/>
-                      <w:sz w:val="19"/>
-                      <w:szCs w:val="19"/>
-                    </w:rPr>
                     <w:tab/>
                   </w:r>
                   <w:r>
                     <w:rPr>
                       <w:rFonts w:ascii="Avenir Next" w:hAnsi="Avenir Next" w:cs="Avenir Next" w:eastAsia="Avenir Next"/>
                       <w:color w:val="1A1A1A"/>
-                      <w:sz w:val="19"/>
+                      <w:sz w:val="22"/>
                       <w:szCs w:val="19"/>
                     </w:rPr>
                     <w:t xml:space="preserve">60 miles per hour</w:t>
@@ -1620,25 +1621,25 @@
                       <w:rFonts w:ascii="Avenir Next" w:hAnsi="Avenir Next" w:cs="Avenir Next" w:eastAsia="Avenir Next"/>
                       <w:b/>
                       <w:color w:val="003A70"/>
+                      <w:sz w:val="22"/>
+                      <w:szCs w:val="19"/>
+                    </w:rPr>
+                    <w:t xml:space="preserve">C</w:t>
+                  </w:r>
+                  <w:r>
+                    <w:rPr>
+                      <w:rFonts w:ascii="Avenir Next" w:hAnsi="Avenir Next" w:cs="Avenir Next" w:eastAsia="Avenir Next"/>
+                      <w:color w:val="1A1A1A"/>
                       <w:sz w:val="19"/>
                       <w:szCs w:val="19"/>
                     </w:rPr>
-                    <w:t xml:space="preserve">C</w:t>
-                  </w:r>
-                  <w:r>
-                    <w:rPr>
-                      <w:rFonts w:ascii="Avenir Next" w:hAnsi="Avenir Next" w:cs="Avenir Next" w:eastAsia="Avenir Next"/>
-                      <w:color w:val="1A1A1A"/>
-                      <w:sz w:val="19"/>
-                      <w:szCs w:val="19"/>
-                    </w:rPr>
                     <w:tab/>
                   </w:r>
                   <w:r>
                     <w:rPr>
                       <w:rFonts w:ascii="Avenir Next" w:hAnsi="Avenir Next" w:cs="Avenir Next" w:eastAsia="Avenir Next"/>
                       <w:color w:val="1A1A1A"/>
-                      <w:sz w:val="19"/>
+                      <w:sz w:val="22"/>
                       <w:szCs w:val="19"/>
                     </w:rPr>
                     <w:t xml:space="preserve">6 eggs for 2 batches</w:t>
@@ -1663,25 +1664,25 @@
                       <w:rFonts w:ascii="Avenir Next" w:hAnsi="Avenir Next" w:cs="Avenir Next" w:eastAsia="Avenir Next"/>
                       <w:b/>
                       <w:color w:val="003A70"/>
+                      <w:sz w:val="22"/>
+                      <w:szCs w:val="19"/>
+                    </w:rPr>
+                    <w:t xml:space="preserve">D</w:t>
+                  </w:r>
+                  <w:r>
+                    <w:rPr>
+                      <w:rFonts w:ascii="Avenir Next" w:hAnsi="Avenir Next" w:cs="Avenir Next" w:eastAsia="Avenir Next"/>
+                      <w:color w:val="1A1A1A"/>
                       <w:sz w:val="19"/>
                       <w:szCs w:val="19"/>
                     </w:rPr>
-                    <w:t xml:space="preserve">D</w:t>
-                  </w:r>
-                  <w:r>
-                    <w:rPr>
-                      <w:rFonts w:ascii="Avenir Next" w:hAnsi="Avenir Next" w:cs="Avenir Next" w:eastAsia="Avenir Next"/>
-                      <w:color w:val="1A1A1A"/>
-                      <w:sz w:val="19"/>
-                      <w:szCs w:val="19"/>
-                    </w:rPr>
                     <w:tab/>
                   </w:r>
                   <w:r>
                     <w:rPr>
                       <w:rFonts w:ascii="Avenir Next" w:hAnsi="Avenir Next" w:cs="Avenir Next" w:eastAsia="Avenir Next"/>
                       <w:color w:val="1A1A1A"/>
-                      <w:sz w:val="19"/>
+                      <w:sz w:val="22"/>
                       <w:szCs w:val="19"/>
                     </w:rPr>
                     <w:t xml:space="preserve">$9 for 3 pens</w:t>
@@ -1731,7 +1732,7 @@
         <w:rPr>
           <w:rFonts w:ascii="Avenir Next" w:hAnsi="Avenir Next" w:cs="Avenir Next" w:eastAsia="Avenir Next"/>
           <w:color w:val="1A1A1A"/>
-          <w:sz w:val="17"/>
+          <w:sz w:val="22"/>
           <w:szCs w:val="17"/>
         </w:rPr>
         <w:t xml:space="preserve">  I got it</w:t>
@@ -1749,7 +1750,7 @@
         <w:rPr>
           <w:rFonts w:ascii="Avenir Next" w:hAnsi="Avenir Next" w:cs="Avenir Next" w:eastAsia="Avenir Next"/>
           <w:color w:val="1A1A1A"/>
-          <w:sz w:val="17"/>
+          <w:sz w:val="22"/>
           <w:szCs w:val="17"/>
         </w:rPr>
         <w:t xml:space="preserve">  Almost</w:t>
@@ -1767,7 +1768,7 @@
         <w:rPr>
           <w:rFonts w:ascii="Avenir Next" w:hAnsi="Avenir Next" w:cs="Avenir Next" w:eastAsia="Avenir Next"/>
           <w:color w:val="1A1A1A"/>
-          <w:sz w:val="17"/>
+          <w:sz w:val="22"/>
           <w:szCs w:val="17"/>
         </w:rPr>
         <w:t xml:space="preserve">  I need help</w:t>
@@ -1806,7 +1807,7 @@
         <w:rPr>
           <w:rFonts w:ascii="Avenir Next" w:hAnsi="Avenir Next" w:cs="Avenir Next" w:eastAsia="Avenir Next"/>
           <w:color w:val="1A1A1A"/>
-          <w:sz w:val="18"/>
+          <w:sz w:val="22"/>
           <w:szCs w:val="18"/>
         </w:rPr>
         <w:t xml:space="preserve">Name</w:t>
@@ -1891,25 +1892,25 @@
                 <w:rFonts w:ascii="Avenir Next" w:hAnsi="Avenir Next" w:cs="Avenir Next" w:eastAsia="Avenir Next"/>
                 <w:b/>
                 <w:color w:val="1A1A1A"/>
+                <w:sz w:val="22"/>
+                <w:szCs w:val="20"/>
+              </w:rPr>
+              <w:t xml:space="preserve">1.</w:t>
+            </w:r>
+            <w:r>
+              <w:rPr>
+                <w:rFonts w:ascii="Avenir Next" w:hAnsi="Avenir Next" w:cs="Avenir Next" w:eastAsia="Avenir Next"/>
+                <w:color w:val="1A1A1A"/>
                 <w:sz w:val="20"/>
                 <w:szCs w:val="20"/>
               </w:rPr>
-              <w:t xml:space="preserve">1.</w:t>
-            </w:r>
-            <w:r>
-              <w:rPr>
-                <w:rFonts w:ascii="Avenir Next" w:hAnsi="Avenir Next" w:cs="Avenir Next" w:eastAsia="Avenir Next"/>
-                <w:color w:val="1A1A1A"/>
-                <w:sz w:val="20"/>
-                <w:szCs w:val="20"/>
-              </w:rPr>
               <w:tab/>
             </w:r>
             <w:r>
               <w:rPr>
                 <w:rFonts w:ascii="Avenir Next" w:hAnsi="Avenir Next" w:cs="Avenir Next" w:eastAsia="Avenir Next"/>
                 <w:color w:val="1A1A1A"/>
-                <w:sz w:val="20"/>
+                <w:sz w:val="22"/>
                 <w:szCs w:val="20"/>
               </w:rPr>
               <w:t xml:space="preserve">Find each unit price.</w:t>
@@ -1964,10 +1965,28 @@
                       <w:rFonts w:ascii="Avenir Next" w:hAnsi="Avenir Next" w:cs="Avenir Next" w:eastAsia="Avenir Next"/>
                       <w:b/>
                       <w:color w:val="003A70"/>
+                      <w:sz w:val="22"/>
+                      <w:szCs w:val="20"/>
+                    </w:rPr>
+                    <w:t xml:space="preserve">a.</w:t>
+                  </w:r>
+                  <w:r>
+                    <w:rPr>
+                      <w:rFonts w:ascii="Avenir Next" w:hAnsi="Avenir Next" w:cs="Avenir Next" w:eastAsia="Avenir Next"/>
+                      <w:color w:val="1A1A1A"/>
                       <w:sz w:val="20"/>
                       <w:szCs w:val="20"/>
                     </w:rPr>
-                    <w:t xml:space="preserve">a.</w:t>
+                    <w:tab/>
+                  </w:r>
+                  <w:r>
+                    <w:rPr>
+                      <w:rFonts w:ascii="Avenir Next" w:hAnsi="Avenir Next" w:cs="Avenir Next" w:eastAsia="Avenir Next"/>
+                      <w:color w:val="1A1A1A"/>
+                      <w:sz w:val="22"/>
+                      <w:szCs w:val="20"/>
+                    </w:rPr>
+                    <w:t xml:space="preserve">5 lb of rice for $7.50</w:t>
                   </w:r>
                   <w:r>
                     <w:rPr>
@@ -1976,7 +1995,7 @@
                       <w:sz w:val="20"/>
                       <w:szCs w:val="20"/>
                     </w:rPr>
-                    <w:tab/>
+                    <w:t xml:space="preserve">  </w:t>
                   </w:r>
                   <w:r>
                     <w:rPr>
@@ -1984,24 +2003,6 @@
                       <w:color w:val="1A1A1A"/>
                       <w:sz w:val="20"/>
                       <w:szCs w:val="20"/>
-                    </w:rPr>
-                    <w:t xml:space="preserve">5 lb of rice for $7.50</w:t>
-                  </w:r>
-                  <w:r>
-                    <w:rPr>
-                      <w:rFonts w:ascii="Avenir Next" w:hAnsi="Avenir Next" w:cs="Avenir Next" w:eastAsia="Avenir Next"/>
-                      <w:color w:val="1A1A1A"/>
-                      <w:sz w:val="20"/>
-                      <w:szCs w:val="20"/>
-                    </w:rPr>
-                    <w:t xml:space="preserve">  </w:t>
-                  </w:r>
-                  <w:r>
-                    <w:rPr>
-                      <w:rFonts w:ascii="Avenir Next" w:hAnsi="Avenir Next" w:cs="Avenir Next" w:eastAsia="Avenir Next"/>
-                      <w:color w:val="1A1A1A"/>
-                      <w:sz w:val="20"/>
-                      <w:szCs w:val="20"/>
                       <w:u w:val="single"/>
                     </w:rPr>
                     <w:t xml:space="preserve">      </w:t>
@@ -2010,7 +2011,7 @@
                     <w:rPr>
                       <w:rFonts w:ascii="Avenir Next" w:hAnsi="Avenir Next" w:cs="Avenir Next" w:eastAsia="Avenir Next"/>
                       <w:color w:val="1A1A1A"/>
-                      <w:sz w:val="20"/>
+                      <w:sz w:val="22"/>
                       <w:szCs w:val="20"/>
                     </w:rPr>
                     <w:t xml:space="preserve"> per lb</w:t>
@@ -2035,10 +2036,28 @@
                       <w:rFonts w:ascii="Avenir Next" w:hAnsi="Avenir Next" w:cs="Avenir Next" w:eastAsia="Avenir Next"/>
                       <w:b/>
                       <w:color w:val="003A70"/>
+                      <w:sz w:val="22"/>
+                      <w:szCs w:val="20"/>
+                    </w:rPr>
+                    <w:t xml:space="preserve">b.</w:t>
+                  </w:r>
+                  <w:r>
+                    <w:rPr>
+                      <w:rFonts w:ascii="Avenir Next" w:hAnsi="Avenir Next" w:cs="Avenir Next" w:eastAsia="Avenir Next"/>
+                      <w:color w:val="1A1A1A"/>
                       <w:sz w:val="20"/>
                       <w:szCs w:val="20"/>
                     </w:rPr>
-                    <w:t xml:space="preserve">b.</w:t>
+                    <w:tab/>
+                  </w:r>
+                  <w:r>
+                    <w:rPr>
+                      <w:rFonts w:ascii="Avenir Next" w:hAnsi="Avenir Next" w:cs="Avenir Next" w:eastAsia="Avenir Next"/>
+                      <w:color w:val="1A1A1A"/>
+                      <w:sz w:val="22"/>
+                      <w:szCs w:val="20"/>
+                    </w:rPr>
+                    <w:t xml:space="preserve">8 juice boxes for $4.00</w:t>
                   </w:r>
                   <w:r>
                     <w:rPr>
@@ -2047,7 +2066,7 @@
                       <w:sz w:val="20"/>
                       <w:szCs w:val="20"/>
                     </w:rPr>
-                    <w:tab/>
+                    <w:t xml:space="preserve">  </w:t>
                   </w:r>
                   <w:r>
                     <w:rPr>
@@ -2055,24 +2074,6 @@
                       <w:color w:val="1A1A1A"/>
                       <w:sz w:val="20"/>
                       <w:szCs w:val="20"/>
-                    </w:rPr>
-                    <w:t xml:space="preserve">8 juice boxes for $4.00</w:t>
-                  </w:r>
-                  <w:r>
-                    <w:rPr>
-                      <w:rFonts w:ascii="Avenir Next" w:hAnsi="Avenir Next" w:cs="Avenir Next" w:eastAsia="Avenir Next"/>
-                      <w:color w:val="1A1A1A"/>
-                      <w:sz w:val="20"/>
-                      <w:szCs w:val="20"/>
-                    </w:rPr>
-                    <w:t xml:space="preserve">  </w:t>
-                  </w:r>
-                  <w:r>
-                    <w:rPr>
-                      <w:rFonts w:ascii="Avenir Next" w:hAnsi="Avenir Next" w:cs="Avenir Next" w:eastAsia="Avenir Next"/>
-                      <w:color w:val="1A1A1A"/>
-                      <w:sz w:val="20"/>
-                      <w:szCs w:val="20"/>
                       <w:u w:val="single"/>
                     </w:rPr>
                     <w:t xml:space="preserve">      </w:t>
@@ -2081,7 +2082,7 @@
                     <w:rPr>
                       <w:rFonts w:ascii="Avenir Next" w:hAnsi="Avenir Next" w:cs="Avenir Next" w:eastAsia="Avenir Next"/>
                       <w:color w:val="1A1A1A"/>
-                      <w:sz w:val="20"/>
+                      <w:sz w:val="22"/>
                       <w:szCs w:val="20"/>
                     </w:rPr>
                     <w:t xml:space="preserve"> each</w:t>
@@ -2155,25 +2156,25 @@
                 <w:rFonts w:ascii="Avenir Next" w:hAnsi="Avenir Next" w:cs="Avenir Next" w:eastAsia="Avenir Next"/>
                 <w:b/>
                 <w:color w:val="1A1A1A"/>
+                <w:sz w:val="22"/>
+                <w:szCs w:val="20"/>
+              </w:rPr>
+              <w:t xml:space="preserve">2.</w:t>
+            </w:r>
+            <w:r>
+              <w:rPr>
+                <w:rFonts w:ascii="Avenir Next" w:hAnsi="Avenir Next" w:cs="Avenir Next" w:eastAsia="Avenir Next"/>
+                <w:color w:val="1A1A1A"/>
                 <w:sz w:val="20"/>
                 <w:szCs w:val="20"/>
               </w:rPr>
-              <w:t xml:space="preserve">2.</w:t>
-            </w:r>
-            <w:r>
-              <w:rPr>
-                <w:rFonts w:ascii="Avenir Next" w:hAnsi="Avenir Next" w:cs="Avenir Next" w:eastAsia="Avenir Next"/>
-                <w:color w:val="1A1A1A"/>
-                <w:sz w:val="20"/>
-                <w:szCs w:val="20"/>
-              </w:rPr>
               <w:tab/>
             </w:r>
             <w:r>
               <w:rPr>
                 <w:rFonts w:ascii="Avenir Next" w:hAnsi="Avenir Next" w:cs="Avenir Next" w:eastAsia="Avenir Next"/>
                 <w:color w:val="1A1A1A"/>
-                <w:sz w:val="20"/>
+                <w:sz w:val="22"/>
                 <w:szCs w:val="20"/>
               </w:rPr>
               <w:t xml:space="preserve">Pack A: 6 granola bars for $4.20. Pack B: 10 bars for $6.50. Which is the better buy?</w:t>
@@ -2250,7 +2251,7 @@
                 <w:rFonts w:ascii="Avenir Next" w:hAnsi="Avenir Next" w:cs="Avenir Next" w:eastAsia="Avenir Next"/>
                 <w:b/>
                 <w:color w:val="1A1A1A"/>
-                <w:sz w:val="18"/>
+                <w:sz w:val="22"/>
                 <w:szCs w:val="18"/>
               </w:rPr>
               <w:t xml:space="preserve">Better buy</w:t>
@@ -2325,25 +2326,25 @@
                 <w:rFonts w:ascii="Avenir Next" w:hAnsi="Avenir Next" w:cs="Avenir Next" w:eastAsia="Avenir Next"/>
                 <w:b/>
                 <w:color w:val="1A1A1A"/>
+                <w:sz w:val="22"/>
+                <w:szCs w:val="20"/>
+              </w:rPr>
+              <w:t xml:space="preserve">3.</w:t>
+            </w:r>
+            <w:r>
+              <w:rPr>
+                <w:rFonts w:ascii="Avenir Next" w:hAnsi="Avenir Next" w:cs="Avenir Next" w:eastAsia="Avenir Next"/>
+                <w:color w:val="1A1A1A"/>
                 <w:sz w:val="20"/>
                 <w:szCs w:val="20"/>
               </w:rPr>
-              <w:t xml:space="preserve">3.</w:t>
-            </w:r>
-            <w:r>
-              <w:rPr>
-                <w:rFonts w:ascii="Avenir Next" w:hAnsi="Avenir Next" w:cs="Avenir Next" w:eastAsia="Avenir Next"/>
-                <w:color w:val="1A1A1A"/>
-                <w:sz w:val="20"/>
-                <w:szCs w:val="20"/>
-              </w:rPr>
               <w:tab/>
             </w:r>
             <w:r>
               <w:rPr>
                 <w:rFonts w:ascii="Avenir Next" w:hAnsi="Avenir Next" w:cs="Avenir Next" w:eastAsia="Avenir Next"/>
                 <w:color w:val="1A1A1A"/>
-                <w:sz w:val="20"/>
+                <w:sz w:val="22"/>
                 <w:szCs w:val="20"/>
               </w:rPr>
               <w:t xml:space="preserve">Carmen says a bigger jar is always the better buy. What should she check?</w:t>
@@ -2397,25 +2398,25 @@
                       <w:rFonts w:ascii="Avenir Next" w:hAnsi="Avenir Next" w:cs="Avenir Next" w:eastAsia="Avenir Next"/>
                       <w:b/>
                       <w:color w:val="003A70"/>
+                      <w:sz w:val="22"/>
+                      <w:szCs w:val="19"/>
+                    </w:rPr>
+                    <w:t xml:space="preserve">A</w:t>
+                  </w:r>
+                  <w:r>
+                    <w:rPr>
+                      <w:rFonts w:ascii="Avenir Next" w:hAnsi="Avenir Next" w:cs="Avenir Next" w:eastAsia="Avenir Next"/>
+                      <w:color w:val="1A1A1A"/>
                       <w:sz w:val="19"/>
                       <w:szCs w:val="19"/>
                     </w:rPr>
-                    <w:t xml:space="preserve">A</w:t>
-                  </w:r>
-                  <w:r>
-                    <w:rPr>
-                      <w:rFonts w:ascii="Avenir Next" w:hAnsi="Avenir Next" w:cs="Avenir Next" w:eastAsia="Avenir Next"/>
-                      <w:color w:val="1A1A1A"/>
-                      <w:sz w:val="19"/>
-                      <w:szCs w:val="19"/>
-                    </w:rPr>
                     <w:tab/>
                   </w:r>
                   <w:r>
                     <w:rPr>
                       <w:rFonts w:ascii="Avenir Next" w:hAnsi="Avenir Next" w:cs="Avenir Next" w:eastAsia="Avenir Next"/>
                       <w:color w:val="1A1A1A"/>
-                      <w:sz w:val="19"/>
+                      <w:sz w:val="22"/>
                       <w:szCs w:val="19"/>
                     </w:rPr>
                     <w:t xml:space="preserve">Which jar is taller</w:t>
@@ -2440,25 +2441,25 @@
                       <w:rFonts w:ascii="Avenir Next" w:hAnsi="Avenir Next" w:cs="Avenir Next" w:eastAsia="Avenir Next"/>
                       <w:b/>
                       <w:color w:val="003A70"/>
+                      <w:sz w:val="22"/>
+                      <w:szCs w:val="19"/>
+                    </w:rPr>
+                    <w:t xml:space="preserve">B</w:t>
+                  </w:r>
+                  <w:r>
+                    <w:rPr>
+                      <w:rFonts w:ascii="Avenir Next" w:hAnsi="Avenir Next" w:cs="Avenir Next" w:eastAsia="Avenir Next"/>
+                      <w:color w:val="1A1A1A"/>
                       <w:sz w:val="19"/>
                       <w:szCs w:val="19"/>
                     </w:rPr>
-                    <w:t xml:space="preserve">B</w:t>
-                  </w:r>
-                  <w:r>
-                    <w:rPr>
-                      <w:rFonts w:ascii="Avenir Next" w:hAnsi="Avenir Next" w:cs="Avenir Next" w:eastAsia="Avenir Next"/>
-                      <w:color w:val="1A1A1A"/>
-                      <w:sz w:val="19"/>
-                      <w:szCs w:val="19"/>
-                    </w:rPr>
                     <w:tab/>
                   </w:r>
                   <w:r>
                     <w:rPr>
                       <w:rFonts w:ascii="Avenir Next" w:hAnsi="Avenir Next" w:cs="Avenir Next" w:eastAsia="Avenir Next"/>
                       <w:color w:val="1A1A1A"/>
-                      <w:sz w:val="19"/>
+                      <w:sz w:val="22"/>
                       <w:szCs w:val="19"/>
                     </w:rPr>
                     <w:t xml:space="preserve">The price per ounce of each jar</w:t>
@@ -2488,25 +2489,25 @@
                       <w:rFonts w:ascii="Avenir Next" w:hAnsi="Avenir Next" w:cs="Avenir Next" w:eastAsia="Avenir Next"/>
                       <w:b/>
                       <w:color w:val="003A70"/>
+                      <w:sz w:val="22"/>
+                      <w:szCs w:val="19"/>
+                    </w:rPr>
+                    <w:t xml:space="preserve">C</w:t>
+                  </w:r>
+                  <w:r>
+                    <w:rPr>
+                      <w:rFonts w:ascii="Avenir Next" w:hAnsi="Avenir Next" w:cs="Avenir Next" w:eastAsia="Avenir Next"/>
+                      <w:color w:val="1A1A1A"/>
                       <w:sz w:val="19"/>
                       <w:szCs w:val="19"/>
                     </w:rPr>
-                    <w:t xml:space="preserve">C</w:t>
-                  </w:r>
-                  <w:r>
-                    <w:rPr>
-                      <w:rFonts w:ascii="Avenir Next" w:hAnsi="Avenir Next" w:cs="Avenir Next" w:eastAsia="Avenir Next"/>
-                      <w:color w:val="1A1A1A"/>
-                      <w:sz w:val="19"/>
-                      <w:szCs w:val="19"/>
-                    </w:rPr>
                     <w:tab/>
                   </w:r>
                   <w:r>
                     <w:rPr>
                       <w:rFonts w:ascii="Avenir Next" w:hAnsi="Avenir Next" w:cs="Avenir Next" w:eastAsia="Avenir Next"/>
                       <w:color w:val="1A1A1A"/>
-                      <w:sz w:val="19"/>
+                      <w:sz w:val="22"/>
                       <w:szCs w:val="19"/>
                     </w:rPr>
                     <w:t xml:space="preserve">Which jar costs more</w:t>
@@ -2531,25 +2532,25 @@
                       <w:rFonts w:ascii="Avenir Next" w:hAnsi="Avenir Next" w:cs="Avenir Next" w:eastAsia="Avenir Next"/>
                       <w:b/>
                       <w:color w:val="003A70"/>
+                      <w:sz w:val="22"/>
+                      <w:szCs w:val="19"/>
+                    </w:rPr>
+                    <w:t xml:space="preserve">D</w:t>
+                  </w:r>
+                  <w:r>
+                    <w:rPr>
+                      <w:rFonts w:ascii="Avenir Next" w:hAnsi="Avenir Next" w:cs="Avenir Next" w:eastAsia="Avenir Next"/>
+                      <w:color w:val="1A1A1A"/>
                       <w:sz w:val="19"/>
                       <w:szCs w:val="19"/>
                     </w:rPr>
-                    <w:t xml:space="preserve">D</w:t>
-                  </w:r>
-                  <w:r>
-                    <w:rPr>
-                      <w:rFonts w:ascii="Avenir Next" w:hAnsi="Avenir Next" w:cs="Avenir Next" w:eastAsia="Avenir Next"/>
-                      <w:color w:val="1A1A1A"/>
-                      <w:sz w:val="19"/>
-                      <w:szCs w:val="19"/>
-                    </w:rPr>
                     <w:tab/>
                   </w:r>
                   <w:r>
                     <w:rPr>
                       <w:rFonts w:ascii="Avenir Next" w:hAnsi="Avenir Next" w:cs="Avenir Next" w:eastAsia="Avenir Next"/>
                       <w:color w:val="1A1A1A"/>
-                      <w:sz w:val="19"/>
+                      <w:sz w:val="22"/>
                       <w:szCs w:val="19"/>
                     </w:rPr>
                     <w:t xml:space="preserve">Which jar has more ounces</w:t>
@@ -2599,7 +2600,7 @@
         <w:rPr>
           <w:rFonts w:ascii="Avenir Next" w:hAnsi="Avenir Next" w:cs="Avenir Next" w:eastAsia="Avenir Next"/>
           <w:color w:val="1A1A1A"/>
-          <w:sz w:val="17"/>
+          <w:sz w:val="22"/>
           <w:szCs w:val="17"/>
         </w:rPr>
         <w:t xml:space="preserve">  I got it</w:t>
@@ -2617,7 +2618,7 @@
         <w:rPr>
           <w:rFonts w:ascii="Avenir Next" w:hAnsi="Avenir Next" w:cs="Avenir Next" w:eastAsia="Avenir Next"/>
           <w:color w:val="1A1A1A"/>
-          <w:sz w:val="17"/>
+          <w:sz w:val="22"/>
           <w:szCs w:val="17"/>
         </w:rPr>
         <w:t xml:space="preserve">  Almost</w:t>
@@ -2635,7 +2636,7 @@
         <w:rPr>
           <w:rFonts w:ascii="Avenir Next" w:hAnsi="Avenir Next" w:cs="Avenir Next" w:eastAsia="Avenir Next"/>
           <w:color w:val="1A1A1A"/>
-          <w:sz w:val="17"/>
+          <w:sz w:val="22"/>
           <w:szCs w:val="17"/>
         </w:rPr>
         <w:t xml:space="preserve">  I need help</w:t>
@@ -2692,7 +2693,7 @@
         <w:rPr>
           <w:rFonts w:ascii="Avenir Next" w:hAnsi="Avenir Next" w:cs="Avenir Next" w:eastAsia="Avenir Next"/>
           <w:color w:val="1A1A1A"/>
-          <w:sz w:val="18"/>
+          <w:sz w:val="22"/>
           <w:szCs w:val="18"/>
         </w:rPr>
         <w:t xml:space="preserve">Name</w:t>
@@ -2777,25 +2778,25 @@
                 <w:rFonts w:ascii="Avenir Next" w:hAnsi="Avenir Next" w:cs="Avenir Next" w:eastAsia="Avenir Next"/>
                 <w:b/>
                 <w:color w:val="1A1A1A"/>
+                <w:sz w:val="22"/>
+                <w:szCs w:val="20"/>
+              </w:rPr>
+              <w:t xml:space="preserve">1.</w:t>
+            </w:r>
+            <w:r>
+              <w:rPr>
+                <w:rFonts w:ascii="Avenir Next" w:hAnsi="Avenir Next" w:cs="Avenir Next" w:eastAsia="Avenir Next"/>
+                <w:color w:val="1A1A1A"/>
                 <w:sz w:val="20"/>
                 <w:szCs w:val="20"/>
               </w:rPr>
-              <w:t xml:space="preserve">1.</w:t>
-            </w:r>
-            <w:r>
-              <w:rPr>
-                <w:rFonts w:ascii="Avenir Next" w:hAnsi="Avenir Next" w:cs="Avenir Next" w:eastAsia="Avenir Next"/>
-                <w:color w:val="1A1A1A"/>
-                <w:sz w:val="20"/>
-                <w:szCs w:val="20"/>
-              </w:rPr>
               <w:tab/>
             </w:r>
             <w:r>
               <w:rPr>
                 <w:rFonts w:ascii="Avenir Next" w:hAnsi="Avenir Next" w:cs="Avenir Next" w:eastAsia="Avenir Next"/>
                 <w:color w:val="1A1A1A"/>
-                <w:sz w:val="20"/>
+                <w:sz w:val="22"/>
                 <w:szCs w:val="20"/>
               </w:rPr>
               <w:t xml:space="preserve">Find each unit price.</w:t>
@@ -2850,10 +2851,28 @@
                       <w:rFonts w:ascii="Avenir Next" w:hAnsi="Avenir Next" w:cs="Avenir Next" w:eastAsia="Avenir Next"/>
                       <w:b/>
                       <w:color w:val="003A70"/>
+                      <w:sz w:val="22"/>
+                      <w:szCs w:val="20"/>
+                    </w:rPr>
+                    <w:t xml:space="preserve">a.</w:t>
+                  </w:r>
+                  <w:r>
+                    <w:rPr>
+                      <w:rFonts w:ascii="Avenir Next" w:hAnsi="Avenir Next" w:cs="Avenir Next" w:eastAsia="Avenir Next"/>
+                      <w:color w:val="1A1A1A"/>
                       <w:sz w:val="20"/>
                       <w:szCs w:val="20"/>
                     </w:rPr>
-                    <w:t xml:space="preserve">a.</w:t>
+                    <w:tab/>
+                  </w:r>
+                  <w:r>
+                    <w:rPr>
+                      <w:rFonts w:ascii="Avenir Next" w:hAnsi="Avenir Next" w:cs="Avenir Next" w:eastAsia="Avenir Next"/>
+                      <w:color w:val="1A1A1A"/>
+                      <w:sz w:val="22"/>
+                      <w:szCs w:val="20"/>
+                    </w:rPr>
+                    <w:t xml:space="preserve">5 lb of rice for $7.50</w:t>
                   </w:r>
                   <w:r>
                     <w:rPr>
@@ -2862,7 +2881,7 @@
                       <w:sz w:val="20"/>
                       <w:szCs w:val="20"/>
                     </w:rPr>
-                    <w:tab/>
+                    <w:t xml:space="preserve">  </w:t>
                   </w:r>
                   <w:r>
                     <w:rPr>
@@ -2870,24 +2889,6 @@
                       <w:color w:val="1A1A1A"/>
                       <w:sz w:val="20"/>
                       <w:szCs w:val="20"/>
-                    </w:rPr>
-                    <w:t xml:space="preserve">5 lb of rice for $7.50</w:t>
-                  </w:r>
-                  <w:r>
-                    <w:rPr>
-                      <w:rFonts w:ascii="Avenir Next" w:hAnsi="Avenir Next" w:cs="Avenir Next" w:eastAsia="Avenir Next"/>
-                      <w:color w:val="1A1A1A"/>
-                      <w:sz w:val="20"/>
-                      <w:szCs w:val="20"/>
-                    </w:rPr>
-                    <w:t xml:space="preserve">  </w:t>
-                  </w:r>
-                  <w:r>
-                    <w:rPr>
-                      <w:rFonts w:ascii="Avenir Next" w:hAnsi="Avenir Next" w:cs="Avenir Next" w:eastAsia="Avenir Next"/>
-                      <w:color w:val="1A1A1A"/>
-                      <w:sz w:val="20"/>
-                      <w:szCs w:val="20"/>
                       <w:u w:val="single"/>
                     </w:rPr>
                     <w:t xml:space="preserve">      </w:t>
@@ -2896,7 +2897,7 @@
                     <w:rPr>
                       <w:rFonts w:ascii="Avenir Next" w:hAnsi="Avenir Next" w:cs="Avenir Next" w:eastAsia="Avenir Next"/>
                       <w:color w:val="1A1A1A"/>
-                      <w:sz w:val="20"/>
+                      <w:sz w:val="22"/>
                       <w:szCs w:val="20"/>
                     </w:rPr>
                     <w:t xml:space="preserve"> per lb</w:t>
@@ -2921,10 +2922,28 @@
                       <w:rFonts w:ascii="Avenir Next" w:hAnsi="Avenir Next" w:cs="Avenir Next" w:eastAsia="Avenir Next"/>
                       <w:b/>
                       <w:color w:val="003A70"/>
+                      <w:sz w:val="22"/>
+                      <w:szCs w:val="20"/>
+                    </w:rPr>
+                    <w:t xml:space="preserve">b.</w:t>
+                  </w:r>
+                  <w:r>
+                    <w:rPr>
+                      <w:rFonts w:ascii="Avenir Next" w:hAnsi="Avenir Next" w:cs="Avenir Next" w:eastAsia="Avenir Next"/>
+                      <w:color w:val="1A1A1A"/>
                       <w:sz w:val="20"/>
                       <w:szCs w:val="20"/>
                     </w:rPr>
-                    <w:t xml:space="preserve">b.</w:t>
+                    <w:tab/>
+                  </w:r>
+                  <w:r>
+                    <w:rPr>
+                      <w:rFonts w:ascii="Avenir Next" w:hAnsi="Avenir Next" w:cs="Avenir Next" w:eastAsia="Avenir Next"/>
+                      <w:color w:val="1A1A1A"/>
+                      <w:sz w:val="22"/>
+                      <w:szCs w:val="20"/>
+                    </w:rPr>
+                    <w:t xml:space="preserve">8 juice boxes for $4.00</w:t>
                   </w:r>
                   <w:r>
                     <w:rPr>
@@ -2933,7 +2952,7 @@
                       <w:sz w:val="20"/>
                       <w:szCs w:val="20"/>
                     </w:rPr>
-                    <w:tab/>
+                    <w:t xml:space="preserve">  </w:t>
                   </w:r>
                   <w:r>
                     <w:rPr>
@@ -2941,24 +2960,6 @@
                       <w:color w:val="1A1A1A"/>
                       <w:sz w:val="20"/>
                       <w:szCs w:val="20"/>
-                    </w:rPr>
-                    <w:t xml:space="preserve">8 juice boxes for $4.00</w:t>
-                  </w:r>
-                  <w:r>
-                    <w:rPr>
-                      <w:rFonts w:ascii="Avenir Next" w:hAnsi="Avenir Next" w:cs="Avenir Next" w:eastAsia="Avenir Next"/>
-                      <w:color w:val="1A1A1A"/>
-                      <w:sz w:val="20"/>
-                      <w:szCs w:val="20"/>
-                    </w:rPr>
-                    <w:t xml:space="preserve">  </w:t>
-                  </w:r>
-                  <w:r>
-                    <w:rPr>
-                      <w:rFonts w:ascii="Avenir Next" w:hAnsi="Avenir Next" w:cs="Avenir Next" w:eastAsia="Avenir Next"/>
-                      <w:color w:val="1A1A1A"/>
-                      <w:sz w:val="20"/>
-                      <w:szCs w:val="20"/>
                       <w:u w:val="single"/>
                     </w:rPr>
                     <w:t xml:space="preserve">      </w:t>
@@ -2967,7 +2968,7 @@
                     <w:rPr>
                       <w:rFonts w:ascii="Avenir Next" w:hAnsi="Avenir Next" w:cs="Avenir Next" w:eastAsia="Avenir Next"/>
                       <w:color w:val="1A1A1A"/>
-                      <w:sz w:val="20"/>
+                      <w:sz w:val="22"/>
                       <w:szCs w:val="20"/>
                     </w:rPr>
                     <w:t xml:space="preserve"> each</w:t>
@@ -3041,25 +3042,25 @@
                 <w:rFonts w:ascii="Avenir Next" w:hAnsi="Avenir Next" w:cs="Avenir Next" w:eastAsia="Avenir Next"/>
                 <w:b/>
                 <w:color w:val="1A1A1A"/>
+                <w:sz w:val="22"/>
+                <w:szCs w:val="20"/>
+              </w:rPr>
+              <w:t xml:space="preserve">2.</w:t>
+            </w:r>
+            <w:r>
+              <w:rPr>
+                <w:rFonts w:ascii="Avenir Next" w:hAnsi="Avenir Next" w:cs="Avenir Next" w:eastAsia="Avenir Next"/>
+                <w:color w:val="1A1A1A"/>
                 <w:sz w:val="20"/>
                 <w:szCs w:val="20"/>
               </w:rPr>
-              <w:t xml:space="preserve">2.</w:t>
-            </w:r>
-            <w:r>
-              <w:rPr>
-                <w:rFonts w:ascii="Avenir Next" w:hAnsi="Avenir Next" w:cs="Avenir Next" w:eastAsia="Avenir Next"/>
-                <w:color w:val="1A1A1A"/>
-                <w:sz w:val="20"/>
-                <w:szCs w:val="20"/>
-              </w:rPr>
               <w:tab/>
             </w:r>
             <w:r>
               <w:rPr>
                 <w:rFonts w:ascii="Avenir Next" w:hAnsi="Avenir Next" w:cs="Avenir Next" w:eastAsia="Avenir Next"/>
                 <w:color w:val="1A1A1A"/>
-                <w:sz w:val="20"/>
+                <w:sz w:val="22"/>
                 <w:szCs w:val="20"/>
               </w:rPr>
               <w:t xml:space="preserve">Pack A: 6 granola bars for $4.20. Pack B: 10 bars for $6.50. Which is the better buy?</w:t>
@@ -3136,7 +3137,7 @@
                 <w:rFonts w:ascii="Avenir Next" w:hAnsi="Avenir Next" w:cs="Avenir Next" w:eastAsia="Avenir Next"/>
                 <w:b/>
                 <w:color w:val="1A1A1A"/>
-                <w:sz w:val="18"/>
+                <w:sz w:val="22"/>
                 <w:szCs w:val="18"/>
               </w:rPr>
               <w:t xml:space="preserve">Better buy</w:t>
@@ -3211,25 +3212,25 @@
                 <w:rFonts w:ascii="Avenir Next" w:hAnsi="Avenir Next" w:cs="Avenir Next" w:eastAsia="Avenir Next"/>
                 <w:b/>
                 <w:color w:val="1A1A1A"/>
+                <w:sz w:val="22"/>
+                <w:szCs w:val="20"/>
+              </w:rPr>
+              <w:t xml:space="preserve">3.</w:t>
+            </w:r>
+            <w:r>
+              <w:rPr>
+                <w:rFonts w:ascii="Avenir Next" w:hAnsi="Avenir Next" w:cs="Avenir Next" w:eastAsia="Avenir Next"/>
+                <w:color w:val="1A1A1A"/>
                 <w:sz w:val="20"/>
                 <w:szCs w:val="20"/>
               </w:rPr>
-              <w:t xml:space="preserve">3.</w:t>
-            </w:r>
-            <w:r>
-              <w:rPr>
-                <w:rFonts w:ascii="Avenir Next" w:hAnsi="Avenir Next" w:cs="Avenir Next" w:eastAsia="Avenir Next"/>
-                <w:color w:val="1A1A1A"/>
-                <w:sz w:val="20"/>
-                <w:szCs w:val="20"/>
-              </w:rPr>
               <w:tab/>
             </w:r>
             <w:r>
               <w:rPr>
                 <w:rFonts w:ascii="Avenir Next" w:hAnsi="Avenir Next" w:cs="Avenir Next" w:eastAsia="Avenir Next"/>
                 <w:color w:val="1A1A1A"/>
-                <w:sz w:val="20"/>
+                <w:sz w:val="22"/>
                 <w:szCs w:val="20"/>
               </w:rPr>
               <w:t xml:space="preserve">Carmen says a bigger jar is always the better buy. What should she check?</w:t>
@@ -3283,25 +3284,25 @@
                       <w:rFonts w:ascii="Avenir Next" w:hAnsi="Avenir Next" w:cs="Avenir Next" w:eastAsia="Avenir Next"/>
                       <w:b/>
                       <w:color w:val="003A70"/>
+                      <w:sz w:val="22"/>
+                      <w:szCs w:val="19"/>
+                    </w:rPr>
+                    <w:t xml:space="preserve">A</w:t>
+                  </w:r>
+                  <w:r>
+                    <w:rPr>
+                      <w:rFonts w:ascii="Avenir Next" w:hAnsi="Avenir Next" w:cs="Avenir Next" w:eastAsia="Avenir Next"/>
+                      <w:color w:val="1A1A1A"/>
                       <w:sz w:val="19"/>
                       <w:szCs w:val="19"/>
                     </w:rPr>
-                    <w:t xml:space="preserve">A</w:t>
-                  </w:r>
-                  <w:r>
-                    <w:rPr>
-                      <w:rFonts w:ascii="Avenir Next" w:hAnsi="Avenir Next" w:cs="Avenir Next" w:eastAsia="Avenir Next"/>
-                      <w:color w:val="1A1A1A"/>
-                      <w:sz w:val="19"/>
-                      <w:szCs w:val="19"/>
-                    </w:rPr>
                     <w:tab/>
                   </w:r>
                   <w:r>
                     <w:rPr>
                       <w:rFonts w:ascii="Avenir Next" w:hAnsi="Avenir Next" w:cs="Avenir Next" w:eastAsia="Avenir Next"/>
                       <w:color w:val="1A1A1A"/>
-                      <w:sz w:val="19"/>
+                      <w:sz w:val="22"/>
                       <w:szCs w:val="19"/>
                     </w:rPr>
                     <w:t xml:space="preserve">Which jar is taller</w:t>
@@ -3326,25 +3327,25 @@
                       <w:rFonts w:ascii="Avenir Next" w:hAnsi="Avenir Next" w:cs="Avenir Next" w:eastAsia="Avenir Next"/>
                       <w:b/>
                       <w:color w:val="003A70"/>
+                      <w:sz w:val="22"/>
+                      <w:szCs w:val="19"/>
+                    </w:rPr>
+                    <w:t xml:space="preserve">B</w:t>
+                  </w:r>
+                  <w:r>
+                    <w:rPr>
+                      <w:rFonts w:ascii="Avenir Next" w:hAnsi="Avenir Next" w:cs="Avenir Next" w:eastAsia="Avenir Next"/>
+                      <w:color w:val="1A1A1A"/>
                       <w:sz w:val="19"/>
                       <w:szCs w:val="19"/>
                     </w:rPr>
-                    <w:t xml:space="preserve">B</w:t>
-                  </w:r>
-                  <w:r>
-                    <w:rPr>
-                      <w:rFonts w:ascii="Avenir Next" w:hAnsi="Avenir Next" w:cs="Avenir Next" w:eastAsia="Avenir Next"/>
-                      <w:color w:val="1A1A1A"/>
-                      <w:sz w:val="19"/>
-                      <w:szCs w:val="19"/>
-                    </w:rPr>
                     <w:tab/>
                   </w:r>
                   <w:r>
                     <w:rPr>
                       <w:rFonts w:ascii="Avenir Next" w:hAnsi="Avenir Next" w:cs="Avenir Next" w:eastAsia="Avenir Next"/>
                       <w:color w:val="1A1A1A"/>
-                      <w:sz w:val="19"/>
+                      <w:sz w:val="22"/>
                       <w:szCs w:val="19"/>
                     </w:rPr>
                     <w:t xml:space="preserve">The price per ounce of each jar</w:t>
@@ -3374,25 +3375,25 @@
                       <w:rFonts w:ascii="Avenir Next" w:hAnsi="Avenir Next" w:cs="Avenir Next" w:eastAsia="Avenir Next"/>
                       <w:b/>
                       <w:color w:val="003A70"/>
+                      <w:sz w:val="22"/>
+                      <w:szCs w:val="19"/>
+                    </w:rPr>
+                    <w:t xml:space="preserve">C</w:t>
+                  </w:r>
+                  <w:r>
+                    <w:rPr>
+                      <w:rFonts w:ascii="Avenir Next" w:hAnsi="Avenir Next" w:cs="Avenir Next" w:eastAsia="Avenir Next"/>
+                      <w:color w:val="1A1A1A"/>
                       <w:sz w:val="19"/>
                       <w:szCs w:val="19"/>
                     </w:rPr>
-                    <w:t xml:space="preserve">C</w:t>
-                  </w:r>
-                  <w:r>
-                    <w:rPr>
-                      <w:rFonts w:ascii="Avenir Next" w:hAnsi="Avenir Next" w:cs="Avenir Next" w:eastAsia="Avenir Next"/>
-                      <w:color w:val="1A1A1A"/>
-                      <w:sz w:val="19"/>
-                      <w:szCs w:val="19"/>
-                    </w:rPr>
                     <w:tab/>
                   </w:r>
                   <w:r>
                     <w:rPr>
                       <w:rFonts w:ascii="Avenir Next" w:hAnsi="Avenir Next" w:cs="Avenir Next" w:eastAsia="Avenir Next"/>
                       <w:color w:val="1A1A1A"/>
-                      <w:sz w:val="19"/>
+                      <w:sz w:val="22"/>
                       <w:szCs w:val="19"/>
                     </w:rPr>
                     <w:t xml:space="preserve">Which jar costs more</w:t>
@@ -3417,25 +3418,25 @@
                       <w:rFonts w:ascii="Avenir Next" w:hAnsi="Avenir Next" w:cs="Avenir Next" w:eastAsia="Avenir Next"/>
                       <w:b/>
                       <w:color w:val="003A70"/>
+                      <w:sz w:val="22"/>
+                      <w:szCs w:val="19"/>
+                    </w:rPr>
+                    <w:t xml:space="preserve">D</w:t>
+                  </w:r>
+                  <w:r>
+                    <w:rPr>
+                      <w:rFonts w:ascii="Avenir Next" w:hAnsi="Avenir Next" w:cs="Avenir Next" w:eastAsia="Avenir Next"/>
+                      <w:color w:val="1A1A1A"/>
                       <w:sz w:val="19"/>
                       <w:szCs w:val="19"/>
                     </w:rPr>
-                    <w:t xml:space="preserve">D</w:t>
-                  </w:r>
-                  <w:r>
-                    <w:rPr>
-                      <w:rFonts w:ascii="Avenir Next" w:hAnsi="Avenir Next" w:cs="Avenir Next" w:eastAsia="Avenir Next"/>
-                      <w:color w:val="1A1A1A"/>
-                      <w:sz w:val="19"/>
-                      <w:szCs w:val="19"/>
-                    </w:rPr>
                     <w:tab/>
                   </w:r>
                   <w:r>
                     <w:rPr>
                       <w:rFonts w:ascii="Avenir Next" w:hAnsi="Avenir Next" w:cs="Avenir Next" w:eastAsia="Avenir Next"/>
                       <w:color w:val="1A1A1A"/>
-                      <w:sz w:val="19"/>
+                      <w:sz w:val="22"/>
                       <w:szCs w:val="19"/>
                     </w:rPr>
                     <w:t xml:space="preserve">Which jar has more ounces</w:t>
@@ -3485,7 +3486,7 @@
         <w:rPr>
           <w:rFonts w:ascii="Avenir Next" w:hAnsi="Avenir Next" w:cs="Avenir Next" w:eastAsia="Avenir Next"/>
           <w:color w:val="1A1A1A"/>
-          <w:sz w:val="17"/>
+          <w:sz w:val="22"/>
           <w:szCs w:val="17"/>
         </w:rPr>
         <w:t xml:space="preserve">  I got it</w:t>
@@ -3503,7 +3504,7 @@
         <w:rPr>
           <w:rFonts w:ascii="Avenir Next" w:hAnsi="Avenir Next" w:cs="Avenir Next" w:eastAsia="Avenir Next"/>
           <w:color w:val="1A1A1A"/>
-          <w:sz w:val="17"/>
+          <w:sz w:val="22"/>
           <w:szCs w:val="17"/>
         </w:rPr>
         <w:t xml:space="preserve">  Almost</w:t>
@@ -3521,7 +3522,7 @@
         <w:rPr>
           <w:rFonts w:ascii="Avenir Next" w:hAnsi="Avenir Next" w:cs="Avenir Next" w:eastAsia="Avenir Next"/>
           <w:color w:val="1A1A1A"/>
-          <w:sz w:val="17"/>
+          <w:sz w:val="22"/>
           <w:szCs w:val="17"/>
         </w:rPr>
         <w:t xml:space="preserve">  I need help</w:t>
@@ -3615,7 +3616,106 @@
               <w:sz w:val="15"/>
               <w:szCs w:val="15"/>
             </w:rPr>
-            <w:t xml:space="preserve">Lesson 3-2  ·  Exit Tickets  ·  two per page</w:t>
+            <w:t xml:space="preserve">3-2 · Page </w:t>
+          </w:r>
+          <w:r>
+            <w:rPr>
+              <w:rFonts w:ascii="Avenir Next" w:hAnsi="Avenir Next" w:cs="Avenir Next" w:eastAsia="Avenir Next"/>
+              <w:color w:val="5A5F66"/>
+              <w:sz w:val="15"/>
+              <w:szCs w:val="15"/>
+            </w:rPr>
+            <w:fldChar w:fldCharType="begin"/>
+          </w:r>
+          <w:r>
+            <w:rPr>
+              <w:rFonts w:ascii="Avenir Next" w:hAnsi="Avenir Next" w:cs="Avenir Next" w:eastAsia="Avenir Next"/>
+              <w:color w:val="5A5F66"/>
+              <w:sz w:val="15"/>
+              <w:szCs w:val="15"/>
+            </w:rPr>
+            <w:instrText xml:space="preserve"> PAGE </w:instrText>
+          </w:r>
+          <w:r>
+            <w:rPr>
+              <w:rFonts w:ascii="Avenir Next" w:hAnsi="Avenir Next" w:cs="Avenir Next" w:eastAsia="Avenir Next"/>
+              <w:color w:val="5A5F66"/>
+              <w:sz w:val="15"/>
+              <w:szCs w:val="15"/>
+            </w:rPr>
+            <w:fldChar w:fldCharType="separate"/>
+          </w:r>
+          <w:r>
+            <w:rPr>
+              <w:rFonts w:ascii="Avenir Next" w:hAnsi="Avenir Next" w:cs="Avenir Next" w:eastAsia="Avenir Next"/>
+              <w:color w:val="5A5F66"/>
+              <w:sz w:val="15"/>
+              <w:szCs w:val="15"/>
+            </w:rPr>
+            <w:t xml:space="preserve">1</w:t>
+          </w:r>
+          <w:r>
+            <w:rPr>
+              <w:rFonts w:ascii="Avenir Next" w:hAnsi="Avenir Next" w:cs="Avenir Next" w:eastAsia="Avenir Next"/>
+              <w:color w:val="5A5F66"/>
+              <w:sz w:val="15"/>
+              <w:szCs w:val="15"/>
+            </w:rPr>
+            <w:fldChar w:fldCharType="end"/>
+          </w:r>
+          <w:r>
+            <w:rPr>
+              <w:rFonts w:ascii="Avenir Next" w:hAnsi="Avenir Next" w:cs="Avenir Next" w:eastAsia="Avenir Next"/>
+              <w:color w:val="5A5F66"/>
+              <w:sz w:val="15"/>
+              <w:szCs w:val="15"/>
+            </w:rPr>
+            <w:t xml:space="preserve"> of </w:t>
+          </w:r>
+          <w:r>
+            <w:rPr>
+              <w:rFonts w:ascii="Avenir Next" w:hAnsi="Avenir Next" w:cs="Avenir Next" w:eastAsia="Avenir Next"/>
+              <w:color w:val="5A5F66"/>
+              <w:sz w:val="15"/>
+              <w:szCs w:val="15"/>
+            </w:rPr>
+            <w:fldChar w:fldCharType="begin"/>
+          </w:r>
+          <w:r>
+            <w:rPr>
+              <w:rFonts w:ascii="Avenir Next" w:hAnsi="Avenir Next" w:cs="Avenir Next" w:eastAsia="Avenir Next"/>
+              <w:color w:val="5A5F66"/>
+              <w:sz w:val="15"/>
+              <w:szCs w:val="15"/>
+            </w:rPr>
+            <w:instrText xml:space="preserve"> NUMPAGES </w:instrText>
+          </w:r>
+          <w:r>
+            <w:rPr>
+              <w:rFonts w:ascii="Avenir Next" w:hAnsi="Avenir Next" w:cs="Avenir Next" w:eastAsia="Avenir Next"/>
+              <w:color w:val="5A5F66"/>
+              <w:sz w:val="15"/>
+              <w:szCs w:val="15"/>
+            </w:rPr>
+            <w:fldChar w:fldCharType="separate"/>
+          </w:r>
+          <w:r>
+            <w:rPr>
+              <w:rFonts w:ascii="Avenir Next" w:hAnsi="Avenir Next" w:cs="Avenir Next" w:eastAsia="Avenir Next"/>
+              <w:color w:val="5A5F66"/>
+              <w:sz w:val="15"/>
+              <w:szCs w:val="15"/>
+            </w:rPr>
+            <w:t xml:space="preserve">1</w:t>
+          </w:r>
+          <w:r>
+            <w:rPr>
+              <w:rFonts w:ascii="Avenir Next" w:hAnsi="Avenir Next" w:cs="Avenir Next" w:eastAsia="Avenir Next"/>
+              <w:color w:val="5A5F66"/>
+              <w:sz w:val="15"/>
+              <w:szCs w:val="15"/>
+            </w:rPr>
+            <w:fldChar w:fldCharType="end"/>
           </w:r>
         </w:p>
       </w:tc>
@@ -3658,5 +3758,23 @@
       </w:tblCellMar>
     </w:tblPr>
   </w:style>
+  <w:style w:type="paragraph" w:styleId="Heading1">
+    <w:name w:val="heading 1"/>
+    <w:basedOn w:val="Normal"/>
+    <w:pPr>
+      <w:outlineLvl w:val="0"/>
+      <w:keepNext w:val="0"/>
+      <w:keepLines w:val="0"/>
+    </w:pPr>
+  </w:style>
+  <w:style w:type="paragraph" w:styleId="Heading2">
+    <w:name w:val="heading 2"/>
+    <w:basedOn w:val="Normal"/>
+    <w:pPr>
+      <w:outlineLvl w:val="1"/>
+      <w:keepNext w:val="0"/>
+      <w:keepLines w:val="0"/>
+    </w:pPr>
+  </w:style>
 </w:styles>
 </file>